--- a/Публичная_оферта_forus_by.docx
+++ b/Публичная_оферта_forus_by.docx
@@ -12,7 +12,7 @@
     </w:p>
     <w:p>
       <w:r>
-        <w:t xml:space="preserve">Частное производственное унитарное предприятие «ФОРУСультра» (далее — Исполнитель) в лице директора, действующего на основании устава, публикует настоящую оферту — предложение заключить договор возмездного оказания услуг на изложенных ниже условиях с любым лицом, которое отзовётся.</w:t>
+        <w:t xml:space="preserve">Частное производственное унитарное предприятие «ФОРУСультра» (далее — Исполнитель) в лице директора Бойко Светланы Владимировны, действующей на основании устава, публикует настоящую оферту — предложение заключить договор возмездного оказания услуг на изложенных ниже условиях с любым лицом, которое отзовётся.</w:t>
       </w:r>
     </w:p>
     <w:p>
@@ -1403,7 +1403,7 @@
               <w:spacing w:before="40" w:after="40"/>
             </w:pPr>
             <w:r>
-              <w:t xml:space="preserve">____________</w:t>
+              <w:t xml:space="preserve">390476970</w:t>
             </w:r>
           </w:p>
         </w:tc>
@@ -1431,7 +1431,7 @@
               <w:spacing w:before="40" w:after="40"/>
             </w:pPr>
             <w:r>
-              <w:t xml:space="preserve">г. Витебск, ул. Володарского, 100</w:t>
+              <w:t xml:space="preserve">210016, г. Витебск, ул. Володарского, 100</w:t>
             </w:r>
           </w:p>
         </w:tc>
@@ -1446,6 +1446,34 @@
               <w:spacing w:before="40" w:after="40"/>
             </w:pPr>
             <w:r>
+              <w:t xml:space="preserve">Директор</w:t>
+            </w:r>
+          </w:p>
+        </w:tc>
+        <w:tc>
+          <w:tcPr>
+            <w:tcW w:w="6233" w:type="dxa"/>
+          </w:tcPr>
+          <w:p>
+            <w:pPr>
+              <w:spacing w:before="40" w:after="40"/>
+            </w:pPr>
+            <w:r>
+              <w:t xml:space="preserve">Бойко Светлана Владимировна, действует на основании устава</w:t>
+            </w:r>
+          </w:p>
+        </w:tc>
+      </w:tr>
+      <w:tr>
+        <w:tc>
+          <w:tcPr>
+            <w:tcW w:w="3117" w:type="dxa"/>
+          </w:tcPr>
+          <w:p>
+            <w:pPr>
+              <w:spacing w:before="40" w:after="40"/>
+            </w:pPr>
+            <w:r>
               <w:t xml:space="preserve">Расчётный счёт (IBAN)</w:t>
             </w:r>
           </w:p>
@@ -1459,7 +1487,7 @@
               <w:spacing w:before="40" w:after="40"/>
             </w:pPr>
             <w:r>
-              <w:t xml:space="preserve">____________</w:t>
+              <w:t xml:space="preserve">BY73 OLMP 3012 5000 0852 3000 0933</w:t>
             </w:r>
           </w:p>
         </w:tc>
@@ -1474,7 +1502,7 @@
               <w:spacing w:before="40" w:after="40"/>
             </w:pPr>
             <w:r>
-              <w:t xml:space="preserve">Банк, BIC</w:t>
+              <w:t xml:space="preserve">Банк</w:t>
             </w:r>
           </w:p>
         </w:tc>
@@ -1487,7 +1515,7 @@
               <w:spacing w:before="40" w:after="40"/>
             </w:pPr>
             <w:r>
-              <w:t xml:space="preserve">____________</w:t>
+              <w:t xml:space="preserve">ОАО «Белгазпромбанк», Витебская областная дирекция, г. Витебск, пр-т Строителей, 1-Г</w:t>
             </w:r>
           </w:p>
         </w:tc>
@@ -1502,7 +1530,7 @@
               <w:spacing w:before="40" w:after="40"/>
             </w:pPr>
             <w:r>
-              <w:t xml:space="preserve">Телефон</w:t>
+              <w:t xml:space="preserve">BIC</w:t>
             </w:r>
           </w:p>
         </w:tc>
@@ -1515,7 +1543,63 @@
               <w:spacing w:before="40" w:after="40"/>
             </w:pPr>
             <w:r>
-              <w:t xml:space="preserve">+375 (29) 7-143-143</w:t>
+              <w:t xml:space="preserve">OLMPBY2X</w:t>
+            </w:r>
+          </w:p>
+        </w:tc>
+      </w:tr>
+      <w:tr>
+        <w:tc>
+          <w:tcPr>
+            <w:tcW w:w="3117" w:type="dxa"/>
+          </w:tcPr>
+          <w:p>
+            <w:pPr>
+              <w:spacing w:before="40" w:after="40"/>
+            </w:pPr>
+            <w:r>
+              <w:t xml:space="preserve">Телефон, факс</w:t>
+            </w:r>
+          </w:p>
+        </w:tc>
+        <w:tc>
+          <w:tcPr>
+            <w:tcW w:w="6233" w:type="dxa"/>
+          </w:tcPr>
+          <w:p>
+            <w:pPr>
+              <w:spacing w:before="40" w:after="40"/>
+            </w:pPr>
+            <w:r>
+              <w:t xml:space="preserve">8 (0212) 43-57-75, 43-57-74</w:t>
+            </w:r>
+          </w:p>
+        </w:tc>
+      </w:tr>
+      <w:tr>
+        <w:tc>
+          <w:tcPr>
+            <w:tcW w:w="3117" w:type="dxa"/>
+          </w:tcPr>
+          <w:p>
+            <w:pPr>
+              <w:spacing w:before="40" w:after="40"/>
+            </w:pPr>
+            <w:r>
+              <w:t xml:space="preserve">Мобильный</w:t>
+            </w:r>
+          </w:p>
+        </w:tc>
+        <w:tc>
+          <w:tcPr>
+            <w:tcW w:w="6233" w:type="dxa"/>
+          </w:tcPr>
+          <w:p>
+            <w:pPr>
+              <w:spacing w:before="40" w:after="40"/>
+            </w:pPr>
+            <w:r>
+              <w:t xml:space="preserve">+375 (29) 7-143-143, +375 (44) 7-143-143</w:t>
             </w:r>
           </w:p>
         </w:tc>

--- a/Публичная_оферта_forus_by.docx
+++ b/Публичная_оферта_forus_by.docx
@@ -151,7 +151,7 @@
         <w:t xml:space="preserve">Счёт-протокол</w:t>
       </w:r>
       <w:r>
-        <w:t xml:space="preserve"> — документ, подписываемый сторонами и содержащий перечень позиций, период размещения, стоимость услуг и порядок оплаты. Счёт-протокол является неотъемлемой частью заключённого договора.</w:t>
+        <w:t xml:space="preserve"> — документ, подписываемый сторонами и содержащий перечень позиций, период размещения, стоимость услуг и порядок оплаты. Стоимость услуг по размещению (распространению) рекламы и стоимость работ по изготовлению рекламных материалов указываются в счёте-протоколе отдельными строками. Счёт-протокол является неотъемлемой частью заключённого договора.</w:t>
       </w:r>
     </w:p>
     <w:p>
@@ -967,7 +967,7 @@
     </w:p>
     <w:p>
       <w:r>
-        <w:t xml:space="preserve">7.3. Изготовление (печать) плакатов, а также дополнительные замены рекламных материалов оплачиваются Заказчиком отдельно по действующему прейскуранту.</w:t>
+        <w:t xml:space="preserve">7.3. Размещение (распространение) рекламы и изготовление (печать) рекламных материалов являются самостоятельными услугами. Их стоимость определяется отдельно и указывается отдельными строками в счёте-протоколе, счёте на оплату и акте оказанных услуг. Дополнительные замены рекламных материалов оплачиваются отдельно по действующему прейскуранту.</w:t>
       </w:r>
     </w:p>
     <w:p>
@@ -1010,7 +1010,7 @@
     </w:p>
     <w:p>
       <w:r>
-        <w:t xml:space="preserve">8.4. При размещении наружной рекламы — на скроллерах, медиа-скроллерах и светодиодных экранах — сбор исчисляется по ставке 10 процентов.</w:t>
+        <w:t xml:space="preserve">8.4. Размещение рекламы на скроллерах, медиа-скроллерах и светодиодных экранах является размещением наружной рекламы: сбор по нему исчисляется по ставке 10 процентов.</w:t>
       </w:r>
     </w:p>
     <w:p>
@@ -1020,7 +1020,7 @@
     </w:p>
     <w:p>
       <w:r>
-        <w:t xml:space="preserve">8.6. Базой для исчисления сбора является указанная в договоре стоимость фактически оказанных Заказчику услуг по размещению (распространению) рекламы без налога на добавленную стоимость. Стоимость изготовления и печати рекламных материалов в базу не включается.</w:t>
+        <w:t xml:space="preserve">8.6. Базой для исчисления сбора является указанная в договоре стоимость фактически оказанных Заказчику услуг по размещению (распространению) рекламы без налога на добавленную стоимость. Стоимость изготовления (печати) рекламных материалов в базу не включается и указывается отдельно в порядке, предусмотренном пунктом 7.3 настоящей оферты.</w:t>
       </w:r>
     </w:p>
     <w:p>

--- a/Публичная_оферта_forus_by.docx
+++ b/Публичная_оферта_forus_by.docx
@@ -945,6 +945,43 @@
     <w:p>
       <w:r>
         <w:t xml:space="preserve">6.8. Материалы, содержащие рекламу, и копии истребованных документов хранятся Исполнителем в течение шести месяцев со дня последнего размещения (распространения) рекламы в соответствии со статьёй 29 Закона о рекламе.</w:t>
+      </w:r>
+    </w:p>
+    <w:p>
+      <w:pPr>
+        <w:pStyle w:val="Heading3"/>
+      </w:pPr>
+      <w:r>
+        <w:t xml:space="preserve">Плакат для скроллера</w:t>
+      </w:r>
+    </w:p>
+    <w:p>
+      <w:r>
+        <w:t xml:space="preserve">6.9. Плакат для размещения на скроллере изготавливает Исполнитель, если стороны не согласовали иное. Заказчик вправе предоставить собственный плакат, соответствующий техническим требованиям, опубликованным на Портале, и размеру рекламной поверхности. В этом случае услуга по изготовлению плаката не оказывается и не оплачивается, а выбор фиксируется в счёте-протоколе по каждой позиции отдельно.</w:t>
+      </w:r>
+    </w:p>
+    <w:p>
+      <w:r>
+        <w:t xml:space="preserve">6.10. На плакат, изготовленный Исполнителем, устанавливается гарантийный срок </w:t>
+      </w:r>
+      <w:r>
+        <w:rPr>
+          <w:b/>
+        </w:rPr>
+        <w:t xml:space="preserve">три месяца</w:t>
+      </w:r>
+      <w:r>
+        <w:t xml:space="preserve"> с даты монтажа. Если в течение гарантийного срока плакат порвётся или утратит вид, Исполнитель изготавливает и монтирует новый плакат за свой счёт.</w:t>
+      </w:r>
+    </w:p>
+    <w:p>
+      <w:r>
+        <w:t xml:space="preserve">6.11. По истечении гарантийного срока замена плаката производится по действующему прейскуранту за счёт Заказчика.</w:t>
+      </w:r>
+    </w:p>
+    <w:p>
+      <w:r>
+        <w:t xml:space="preserve">6.12. На плакат, предоставленный Заказчиком, гарантийный срок не устанавливается. Замена такого плаката, в том числе при его повреждении, производится за счёт Заказчика.</w:t>
       </w:r>
     </w:p>
     <w:p>

--- a/Публичная_оферта_forus_by.docx
+++ b/Публичная_оферта_forus_by.docx
@@ -976,12 +976,22 @@
     </w:p>
     <w:p>
       <w:r>
-        <w:t xml:space="preserve">6.11. По истечении гарантийного срока замена плаката производится по действующему прейскуранту за счёт Заказчика.</w:t>
-      </w:r>
-    </w:p>
-    <w:p>
-      <w:r>
-        <w:t xml:space="preserve">6.12. На плакат, предоставленный Заказчиком, гарантийный срок не устанавливается. Замена такого плаката, в том числе при его повреждении, производится за счёт Заказчика.</w:t>
+        <w:t xml:space="preserve">6.11. Гарантия не распространяется на повреждения, причинённые действиями третьих лиц (вандализм, порча, хищение, нанесение надписей и наклеек), дорожно-транспортным происшествием, а также возникшие вследствие обстоятельств непреодолимой силы. Замена плаката в этих случаях производится за счёт Заказчика по действующему прейскуранту.</w:t>
+      </w:r>
+    </w:p>
+    <w:p>
+      <w:r>
+        <w:t xml:space="preserve">6.12. Об обнаруженном повреждении плаката Исполнитель уведомляет Заказчика не позднее следующего рабочего дня, сообщает предполагаемую причину повреждения и согласует замену.</w:t>
+      </w:r>
+    </w:p>
+    <w:p>
+      <w:r>
+        <w:t xml:space="preserve">6.13. По истечении гарантийного срока замена плаката производится по действующему прейскуранту за счёт Заказчика.</w:t>
+      </w:r>
+    </w:p>
+    <w:p>
+      <w:r>
+        <w:t xml:space="preserve">6.14. На плакат, предоставленный Заказчиком, гарантийный срок не устанавливается. Замена такого плаката, в том числе при его повреждении, производится за счёт Заказчика.</w:t>
       </w:r>
     </w:p>
     <w:p>
